--- a/site/files/Phase-Protocol-194-The Gravity Encounter Protocol - The Close-Peek Rule (Hostile Mass Doctrine)- Gemini Protocols.docx
+++ b/site/files/Phase-Protocol-194-The Gravity Encounter Protocol - The Close-Peek Rule (Hostile Mass Doctrine)- Gemini Protocols.docx
@@ -398,7 +398,7 @@
         <w:rPr>
           <w:sz w:val="22"/>
         </w:rPr>
-        <w:t xml:space="preserve">Escape velocity scales as the square root of mass over radius, so a mass surprise moves the capture line outward — and the audit ran his numbers. At 30,000 mph (13.4 km/s): against a true-Earth-mass body the capture radius (where escape velocity equals ship speed) sits at ~4,400 km from centre — inside the planet — so the ship outruns even surface escape velocity (11.2 km/s) and a close pass is survivable. But take his hostile case — an Earth-size body of double the mass — and the capture radius jumps to ~8,900 km, roughly 2,500 km above the surface: a close peek inside that line at cruise speed is capture, full stop. His sentence is literally quantified: the close peek may be too close. Jupiter class is worse by two orders: capture radius ~1.4 million km, about twenty Jupiter radii, with cloud-top escape velocity near 60 km/s — five times ship speed — which is why the doctrine says 'at distance' for the giants. The instrument clause is also correct measurement physics: gravity-field mapping demands sustained precision tracking (ground arrays and dedicated gradiometry missions integrate for months); a transiting hull gets a coarse snapshot, so standoff doctrine is the rational compensation — the mariner's rule, when the chart is uncertain give the rock a wide berth, written for gravity. Flags, kept honest: (1) the 2x factor and the class standoff distances are doctrine parameters — the math shows they are the right order, and exact per-class numbers are a navigation-table bench spec for the fleet's astrogators. (2) '30,000 mp' is read as 30,000 mph cruise context per his usage; the capture math is tabulated from it. Neither flag moves the ship closer to anything.</w:t>
+        <w:t>Escape velocity scales as the square root of mass over radius, so a mass surprise moves the capture line outward — and the audit ran his numbers. At 30,000 mph (13.4 km/s): against a true-Earth-mass body the capture radius (where escape velocity equals ship speed) sits at ~4,400 km from centre — inside the planet — so the ship outruns even surface escape velocity (11.2 km/s) and a close pass is survivable. But take his hostile case — an Earth-size body of double the mass — and the capture radius jumps to ~8,900 km, roughly 2,500 km above the surface: a close peek inside that line at cruise speed is capture, full stop. His sentence is literally quantified: the close peek may be too close. Jupiter class is worse by two orders: capture radius ~1.4 million km, about twenty Jupiter radii, with cloud-top escape velocity near 60 km/s — four and a half times ship speed — which is why the doctrine says 'at distance' for the giants. The instrument clause is also correct measurement physics: gravity-field mapping demands sustained precision tracking (ground arrays and dedicated gradiometry missions integrate for months); a transiting hull gets a coarse snapshot, so standoff doctrine is the rational compensation — the mariner's rule, when the chart is uncertain give the rock a wide berth, written for gravity. Flags, kept honest: (1) the 2x factor and the class standoff distances are doctrine parameters — the math shows they are the right order, and exact per-class numbers are a navigation-table bench spec for the fleet's astrogators. (2) '30,000 mp' is read as 30,000 mph cruise context per his usage; the capture math is tabulated from it. Neither flag moves the ship closer to anything.</w:t>
       </w:r>
     </w:p>
     <w:p>
